--- a/src/templates/buildingClearance.docx
+++ b/src/templates/buildingClearance.docx
@@ -57,7 +57,25 @@
                 <w:b/>
                 <w:sz w:val="24"/>
               </w:rPr>
-              <w:t>{formDateIssued}</w:t>
+              <w:t>{</w:t>
+            </w:r>
+            <w:proofErr w:type="spellStart"/>
+            <w:r>
+              <w:rPr>
+                <w:rFonts w:ascii="Arial" w:hAnsi="Arial" w:cs="Arial"/>
+                <w:b/>
+                <w:sz w:val="24"/>
+              </w:rPr>
+              <w:t>formDateIssued</w:t>
+            </w:r>
+            <w:proofErr w:type="spellEnd"/>
+            <w:r>
+              <w:rPr>
+                <w:rFonts w:ascii="Arial" w:hAnsi="Arial" w:cs="Arial"/>
+                <w:b/>
+                <w:sz w:val="24"/>
+              </w:rPr>
+              <w:t>}</w:t>
             </w:r>
           </w:p>
         </w:tc>
@@ -108,6 +126,7 @@
               </w:rPr>
               <w:t>{</w:t>
             </w:r>
+            <w:proofErr w:type="spellStart"/>
             <w:r>
               <w:rPr>
                 <w:rFonts w:ascii="Arial" w:hAnsi="Arial" w:cs="Arial"/>
@@ -116,6 +135,7 @@
               </w:rPr>
               <w:t>expirationDate</w:t>
             </w:r>
+            <w:proofErr w:type="spellEnd"/>
             <w:r>
               <w:rPr>
                 <w:rFonts w:ascii="Arial" w:hAnsi="Arial" w:cs="Arial"/>
@@ -171,7 +191,25 @@
                 <w:b/>
                 <w:sz w:val="24"/>
               </w:rPr>
-              <w:t>{CTCNo}</w:t>
+              <w:t>{</w:t>
+            </w:r>
+            <w:proofErr w:type="spellStart"/>
+            <w:r>
+              <w:rPr>
+                <w:rFonts w:ascii="Arial" w:hAnsi="Arial" w:cs="Arial"/>
+                <w:b/>
+                <w:sz w:val="24"/>
+              </w:rPr>
+              <w:t>CTCNo</w:t>
+            </w:r>
+            <w:proofErr w:type="spellEnd"/>
+            <w:r>
+              <w:rPr>
+                <w:rFonts w:ascii="Arial" w:hAnsi="Arial" w:cs="Arial"/>
+                <w:b/>
+                <w:sz w:val="24"/>
+              </w:rPr>
+              <w:t>}</w:t>
             </w:r>
           </w:p>
         </w:tc>
@@ -220,8 +258,18 @@
                 <w:b/>
                 <w:sz w:val="24"/>
               </w:rPr>
-              <w:t>{dateIssued</w:t>
+              <w:t>{</w:t>
             </w:r>
+            <w:proofErr w:type="spellStart"/>
+            <w:r>
+              <w:rPr>
+                <w:rFonts w:ascii="Arial" w:hAnsi="Arial" w:cs="Arial"/>
+                <w:b/>
+                <w:sz w:val="24"/>
+              </w:rPr>
+              <w:t>dateIssued</w:t>
+            </w:r>
+            <w:proofErr w:type="spellEnd"/>
             <w:r>
               <w:rPr>
                 <w:rFonts w:ascii="Arial" w:hAnsi="Arial" w:cs="Arial"/>
@@ -277,7 +325,25 @@
                 <w:b/>
                 <w:sz w:val="24"/>
               </w:rPr>
-              <w:t>{placeIssued}</w:t>
+              <w:t>{</w:t>
+            </w:r>
+            <w:proofErr w:type="spellStart"/>
+            <w:r>
+              <w:rPr>
+                <w:rFonts w:ascii="Arial" w:hAnsi="Arial" w:cs="Arial"/>
+                <w:b/>
+                <w:sz w:val="24"/>
+              </w:rPr>
+              <w:t>placeIssued</w:t>
+            </w:r>
+            <w:proofErr w:type="spellEnd"/>
+            <w:r>
+              <w:rPr>
+                <w:rFonts w:ascii="Arial" w:hAnsi="Arial" w:cs="Arial"/>
+                <w:b/>
+                <w:sz w:val="24"/>
+              </w:rPr>
+              <w:t>}</w:t>
             </w:r>
           </w:p>
         </w:tc>
@@ -326,7 +392,25 @@
                 <w:b/>
                 <w:sz w:val="24"/>
               </w:rPr>
-              <w:t>{ORNo}</w:t>
+              <w:t>{</w:t>
+            </w:r>
+            <w:proofErr w:type="spellStart"/>
+            <w:r>
+              <w:rPr>
+                <w:rFonts w:ascii="Arial" w:hAnsi="Arial" w:cs="Arial"/>
+                <w:b/>
+                <w:sz w:val="24"/>
+              </w:rPr>
+              <w:t>ORNo</w:t>
+            </w:r>
+            <w:proofErr w:type="spellEnd"/>
+            <w:r>
+              <w:rPr>
+                <w:rFonts w:ascii="Arial" w:hAnsi="Arial" w:cs="Arial"/>
+                <w:b/>
+                <w:sz w:val="24"/>
+              </w:rPr>
+              <w:t>}</w:t>
             </w:r>
           </w:p>
         </w:tc>
@@ -421,13 +505,62 @@
                 <w:b/>
                 <w:sz w:val="24"/>
               </w:rPr>
-              <w:t>{formNumber}</w:t>
+              <w:t>{</w:t>
+            </w:r>
+            <w:proofErr w:type="spellStart"/>
+            <w:r>
+              <w:rPr>
+                <w:rFonts w:ascii="Arial" w:hAnsi="Arial" w:cs="Arial"/>
+                <w:b/>
+                <w:sz w:val="24"/>
+              </w:rPr>
+              <w:t>formNumber</w:t>
+            </w:r>
+            <w:proofErr w:type="spellEnd"/>
+            <w:r>
+              <w:rPr>
+                <w:rFonts w:ascii="Arial" w:hAnsi="Arial" w:cs="Arial"/>
+                <w:b/>
+                <w:sz w:val="24"/>
+              </w:rPr>
+              <w:t>}</w:t>
             </w:r>
           </w:p>
         </w:tc>
       </w:tr>
     </w:tbl>
     <w:p>
+      <w:bookmarkStart w:id="0" w:name="_GoBack"/>
+      <w:r>
+        <w:rPr>
+          <w:noProof/>
+        </w:rPr>
+        <w:pict>
+          <v:shapetype id="_x0000_t75" coordsize="21600,21600" o:spt="75" o:preferrelative="t" path="m@4@5l@4@11@9@11@9@5xe" filled="f" stroked="f">
+            <v:stroke joinstyle="miter"/>
+            <v:formulas>
+              <v:f eqn="if lineDrawn pixelLineWidth 0"/>
+              <v:f eqn="sum @0 1 0"/>
+              <v:f eqn="sum 0 0 @1"/>
+              <v:f eqn="prod @2 1 2"/>
+              <v:f eqn="prod @3 21600 pixelWidth"/>
+              <v:f eqn="prod @3 21600 pixelHeight"/>
+              <v:f eqn="sum @0 0 1"/>
+              <v:f eqn="prod @6 1 2"/>
+              <v:f eqn="prod @7 21600 pixelWidth"/>
+              <v:f eqn="sum @8 21600 0"/>
+              <v:f eqn="prod @7 21600 pixelHeight"/>
+              <v:f eqn="sum @10 21600 0"/>
+            </v:formulas>
+            <v:path o:extrusionok="f" gradientshapeok="t" o:connecttype="rect"/>
+            <o:lock v:ext="edit" aspectratio="t"/>
+          </v:shapetype>
+          <v:shape id="_x0000_s1026" type="#_x0000_t75" style="position:absolute;margin-left:0;margin-top:0;width:612pt;height:11in;z-index:-251633664;mso-position-horizontal:absolute;mso-position-horizontal-relative:text;mso-position-vertical:bottom;mso-position-vertical-relative:text;mso-width-relative:page;mso-height-relative:page">
+            <v:imagedata r:id="rId4" o:title="bg brgy_pages-to-jpg-0001"/>
+          </v:shape>
+        </w:pict>
+      </w:r>
+      <w:bookmarkEnd w:id="0"/>
       <w:r>
         <w:rPr>
           <w:noProof/>
@@ -1305,7 +1438,23 @@
                                       <w:rFonts w:ascii="Arial" w:hAnsi="Arial" w:cs="Arial"/>
                                       <w:b/>
                                     </w:rPr>
-                                    <w:t>{dateOfBirth}</w:t>
+                                    <w:t>{</w:t>
+                                  </w:r>
+                                  <w:proofErr w:type="spellStart"/>
+                                  <w:r>
+                                    <w:rPr>
+                                      <w:rFonts w:ascii="Arial" w:hAnsi="Arial" w:cs="Arial"/>
+                                      <w:b/>
+                                    </w:rPr>
+                                    <w:t>dateOfBirth</w:t>
+                                  </w:r>
+                                  <w:proofErr w:type="spellEnd"/>
+                                  <w:r>
+                                    <w:rPr>
+                                      <w:rFonts w:ascii="Arial" w:hAnsi="Arial" w:cs="Arial"/>
+                                      <w:b/>
+                                    </w:rPr>
+                                    <w:t>}</w:t>
                                   </w:r>
                                 </w:p>
                               </w:tc>
@@ -1352,7 +1501,23 @@
                                       <w:rFonts w:ascii="Arial" w:hAnsi="Arial" w:cs="Arial"/>
                                       <w:b/>
                                     </w:rPr>
-                                    <w:t>{placeOfBirth}</w:t>
+                                    <w:t>{</w:t>
+                                  </w:r>
+                                  <w:proofErr w:type="spellStart"/>
+                                  <w:r>
+                                    <w:rPr>
+                                      <w:rFonts w:ascii="Arial" w:hAnsi="Arial" w:cs="Arial"/>
+                                      <w:b/>
+                                    </w:rPr>
+                                    <w:t>placeOfBirth</w:t>
+                                  </w:r>
+                                  <w:proofErr w:type="spellEnd"/>
+                                  <w:r>
+                                    <w:rPr>
+                                      <w:rFonts w:ascii="Arial" w:hAnsi="Arial" w:cs="Arial"/>
+                                      <w:b/>
+                                    </w:rPr>
+                                    <w:t>}</w:t>
                                   </w:r>
                                 </w:p>
                               </w:tc>
@@ -1385,7 +1550,87 @@
                                 <w:rFonts w:ascii="Arial" w:hAnsi="Arial" w:cs="Arial"/>
                                 <w:sz w:val="24"/>
                               </w:rPr>
-                              <w:t xml:space="preserve">the Office of the Punong Barangay of Cacarong Matanda, Municipality of Pandi, Province of Bulacan interposes no objection to the request of the above named person for the </w:t>
+                              <w:t xml:space="preserve">the Office of the </w:t>
+                            </w:r>
+                            <w:proofErr w:type="spellStart"/>
+                            <w:r>
+                              <w:rPr>
+                                <w:rFonts w:ascii="Arial" w:hAnsi="Arial" w:cs="Arial"/>
+                                <w:sz w:val="24"/>
+                              </w:rPr>
+                              <w:t>Punong</w:t>
+                            </w:r>
+                            <w:proofErr w:type="spellEnd"/>
+                            <w:r>
+                              <w:rPr>
+                                <w:rFonts w:ascii="Arial" w:hAnsi="Arial" w:cs="Arial"/>
+                                <w:sz w:val="24"/>
+                              </w:rPr>
+                              <w:t xml:space="preserve"> Barangay of </w:t>
+                            </w:r>
+                            <w:proofErr w:type="spellStart"/>
+                            <w:r>
+                              <w:rPr>
+                                <w:rFonts w:ascii="Arial" w:hAnsi="Arial" w:cs="Arial"/>
+                                <w:sz w:val="24"/>
+                              </w:rPr>
+                              <w:t>Cacarong</w:t>
+                            </w:r>
+                            <w:proofErr w:type="spellEnd"/>
+                            <w:r>
+                              <w:rPr>
+                                <w:rFonts w:ascii="Arial" w:hAnsi="Arial" w:cs="Arial"/>
+                                <w:sz w:val="24"/>
+                              </w:rPr>
+                              <w:t xml:space="preserve"> </w:t>
+                            </w:r>
+                            <w:proofErr w:type="spellStart"/>
+                            <w:r>
+                              <w:rPr>
+                                <w:rFonts w:ascii="Arial" w:hAnsi="Arial" w:cs="Arial"/>
+                                <w:sz w:val="24"/>
+                              </w:rPr>
+                              <w:t>Matanda</w:t>
+                            </w:r>
+                            <w:proofErr w:type="spellEnd"/>
+                            <w:r>
+                              <w:rPr>
+                                <w:rFonts w:ascii="Arial" w:hAnsi="Arial" w:cs="Arial"/>
+                                <w:sz w:val="24"/>
+                              </w:rPr>
+                              <w:t xml:space="preserve">, Municipality of </w:t>
+                            </w:r>
+                            <w:proofErr w:type="spellStart"/>
+                            <w:r>
+                              <w:rPr>
+                                <w:rFonts w:ascii="Arial" w:hAnsi="Arial" w:cs="Arial"/>
+                                <w:sz w:val="24"/>
+                              </w:rPr>
+                              <w:t>Pandi</w:t>
+                            </w:r>
+                            <w:proofErr w:type="spellEnd"/>
+                            <w:r>
+                              <w:rPr>
+                                <w:rFonts w:ascii="Arial" w:hAnsi="Arial" w:cs="Arial"/>
+                                <w:sz w:val="24"/>
+                              </w:rPr>
+                              <w:t xml:space="preserve">, Province of </w:t>
+                            </w:r>
+                            <w:proofErr w:type="spellStart"/>
+                            <w:r>
+                              <w:rPr>
+                                <w:rFonts w:ascii="Arial" w:hAnsi="Arial" w:cs="Arial"/>
+                                <w:sz w:val="24"/>
+                              </w:rPr>
+                              <w:t>Bulacan</w:t>
+                            </w:r>
+                            <w:proofErr w:type="spellEnd"/>
+                            <w:r>
+                              <w:rPr>
+                                <w:rFonts w:ascii="Arial" w:hAnsi="Arial" w:cs="Arial"/>
+                                <w:sz w:val="24"/>
+                              </w:rPr>
+                              <w:t xml:space="preserve"> interposes no objection to the request of the above named person for the </w:t>
                             </w:r>
                             <w:r>
                               <w:rPr>
@@ -1394,8 +1639,6 @@
                               </w:rPr>
                               <w:t>construction of</w:t>
                             </w:r>
-                            <w:bookmarkStart w:id="0" w:name="_GoBack"/>
-                            <w:bookmarkEnd w:id="0"/>
                             <w:r>
                               <w:rPr>
                                 <w:rFonts w:ascii="Arial" w:hAnsi="Arial" w:cs="Arial"/>
@@ -1415,7 +1658,15 @@
                                 <w:rFonts w:ascii="Arial" w:hAnsi="Arial" w:cs="Arial"/>
                                 <w:sz w:val="24"/>
                               </w:rPr>
-                              <w:t xml:space="preserve"> in private property located at </w:t>
+                              <w:t xml:space="preserve"> in private property located at</w:t>
+                            </w:r>
+                            <w:proofErr w:type="gramStart"/>
+                            <w:r>
+                              <w:rPr>
+                                <w:rFonts w:ascii="Arial" w:hAnsi="Arial" w:cs="Arial"/>
+                                <w:sz w:val="24"/>
+                              </w:rPr>
+                              <w:t xml:space="preserve"> </w:t>
                             </w:r>
                             <w:r>
                               <w:rPr>
@@ -1426,6 +1677,8 @@
                               </w:rPr>
                               <w:t xml:space="preserve">  {</w:t>
                             </w:r>
+                            <w:proofErr w:type="spellStart"/>
+                            <w:proofErr w:type="gramEnd"/>
                             <w:r>
                               <w:rPr>
                                 <w:rFonts w:ascii="Arial" w:hAnsi="Arial" w:cs="Arial"/>
@@ -1435,6 +1688,7 @@
                               </w:rPr>
                               <w:t>buildingLocation</w:t>
                             </w:r>
+                            <w:proofErr w:type="spellEnd"/>
                             <w:r>
                               <w:rPr>
                                 <w:rFonts w:ascii="Arial" w:hAnsi="Arial" w:cs="Arial"/>
@@ -1756,7 +2010,23 @@
                                 <w:rFonts w:ascii="Arial" w:hAnsi="Arial" w:cs="Arial"/>
                                 <w:b/>
                               </w:rPr>
-                              <w:t>{dateOfBirth}</w:t>
+                              <w:t>{</w:t>
+                            </w:r>
+                            <w:proofErr w:type="spellStart"/>
+                            <w:r>
+                              <w:rPr>
+                                <w:rFonts w:ascii="Arial" w:hAnsi="Arial" w:cs="Arial"/>
+                                <w:b/>
+                              </w:rPr>
+                              <w:t>dateOfBirth</w:t>
+                            </w:r>
+                            <w:proofErr w:type="spellEnd"/>
+                            <w:r>
+                              <w:rPr>
+                                <w:rFonts w:ascii="Arial" w:hAnsi="Arial" w:cs="Arial"/>
+                                <w:b/>
+                              </w:rPr>
+                              <w:t>}</w:t>
                             </w:r>
                           </w:p>
                         </w:tc>
@@ -1803,7 +2073,23 @@
                                 <w:rFonts w:ascii="Arial" w:hAnsi="Arial" w:cs="Arial"/>
                                 <w:b/>
                               </w:rPr>
-                              <w:t>{placeOfBirth}</w:t>
+                              <w:t>{</w:t>
+                            </w:r>
+                            <w:proofErr w:type="spellStart"/>
+                            <w:r>
+                              <w:rPr>
+                                <w:rFonts w:ascii="Arial" w:hAnsi="Arial" w:cs="Arial"/>
+                                <w:b/>
+                              </w:rPr>
+                              <w:t>placeOfBirth</w:t>
+                            </w:r>
+                            <w:proofErr w:type="spellEnd"/>
+                            <w:r>
+                              <w:rPr>
+                                <w:rFonts w:ascii="Arial" w:hAnsi="Arial" w:cs="Arial"/>
+                                <w:b/>
+                              </w:rPr>
+                              <w:t>}</w:t>
                             </w:r>
                           </w:p>
                         </w:tc>
@@ -1836,7 +2122,87 @@
                           <w:rFonts w:ascii="Arial" w:hAnsi="Arial" w:cs="Arial"/>
                           <w:sz w:val="24"/>
                         </w:rPr>
-                        <w:t xml:space="preserve">the Office of the Punong Barangay of Cacarong Matanda, Municipality of Pandi, Province of Bulacan interposes no objection to the request of the above named person for the </w:t>
+                        <w:t xml:space="preserve">the Office of the </w:t>
+                      </w:r>
+                      <w:proofErr w:type="spellStart"/>
+                      <w:r>
+                        <w:rPr>
+                          <w:rFonts w:ascii="Arial" w:hAnsi="Arial" w:cs="Arial"/>
+                          <w:sz w:val="24"/>
+                        </w:rPr>
+                        <w:t>Punong</w:t>
+                      </w:r>
+                      <w:proofErr w:type="spellEnd"/>
+                      <w:r>
+                        <w:rPr>
+                          <w:rFonts w:ascii="Arial" w:hAnsi="Arial" w:cs="Arial"/>
+                          <w:sz w:val="24"/>
+                        </w:rPr>
+                        <w:t xml:space="preserve"> Barangay of </w:t>
+                      </w:r>
+                      <w:proofErr w:type="spellStart"/>
+                      <w:r>
+                        <w:rPr>
+                          <w:rFonts w:ascii="Arial" w:hAnsi="Arial" w:cs="Arial"/>
+                          <w:sz w:val="24"/>
+                        </w:rPr>
+                        <w:t>Cacarong</w:t>
+                      </w:r>
+                      <w:proofErr w:type="spellEnd"/>
+                      <w:r>
+                        <w:rPr>
+                          <w:rFonts w:ascii="Arial" w:hAnsi="Arial" w:cs="Arial"/>
+                          <w:sz w:val="24"/>
+                        </w:rPr>
+                        <w:t xml:space="preserve"> </w:t>
+                      </w:r>
+                      <w:proofErr w:type="spellStart"/>
+                      <w:r>
+                        <w:rPr>
+                          <w:rFonts w:ascii="Arial" w:hAnsi="Arial" w:cs="Arial"/>
+                          <w:sz w:val="24"/>
+                        </w:rPr>
+                        <w:t>Matanda</w:t>
+                      </w:r>
+                      <w:proofErr w:type="spellEnd"/>
+                      <w:r>
+                        <w:rPr>
+                          <w:rFonts w:ascii="Arial" w:hAnsi="Arial" w:cs="Arial"/>
+                          <w:sz w:val="24"/>
+                        </w:rPr>
+                        <w:t xml:space="preserve">, Municipality of </w:t>
+                      </w:r>
+                      <w:proofErr w:type="spellStart"/>
+                      <w:r>
+                        <w:rPr>
+                          <w:rFonts w:ascii="Arial" w:hAnsi="Arial" w:cs="Arial"/>
+                          <w:sz w:val="24"/>
+                        </w:rPr>
+                        <w:t>Pandi</w:t>
+                      </w:r>
+                      <w:proofErr w:type="spellEnd"/>
+                      <w:r>
+                        <w:rPr>
+                          <w:rFonts w:ascii="Arial" w:hAnsi="Arial" w:cs="Arial"/>
+                          <w:sz w:val="24"/>
+                        </w:rPr>
+                        <w:t xml:space="preserve">, Province of </w:t>
+                      </w:r>
+                      <w:proofErr w:type="spellStart"/>
+                      <w:r>
+                        <w:rPr>
+                          <w:rFonts w:ascii="Arial" w:hAnsi="Arial" w:cs="Arial"/>
+                          <w:sz w:val="24"/>
+                        </w:rPr>
+                        <w:t>Bulacan</w:t>
+                      </w:r>
+                      <w:proofErr w:type="spellEnd"/>
+                      <w:r>
+                        <w:rPr>
+                          <w:rFonts w:ascii="Arial" w:hAnsi="Arial" w:cs="Arial"/>
+                          <w:sz w:val="24"/>
+                        </w:rPr>
+                        <w:t xml:space="preserve"> interposes no objection to the request of the above named person for the </w:t>
                       </w:r>
                       <w:r>
                         <w:rPr>
@@ -1845,8 +2211,6 @@
                         </w:rPr>
                         <w:t>construction of</w:t>
                       </w:r>
-                      <w:bookmarkStart w:id="1" w:name="_GoBack"/>
-                      <w:bookmarkEnd w:id="1"/>
                       <w:r>
                         <w:rPr>
                           <w:rFonts w:ascii="Arial" w:hAnsi="Arial" w:cs="Arial"/>
@@ -1866,7 +2230,15 @@
                           <w:rFonts w:ascii="Arial" w:hAnsi="Arial" w:cs="Arial"/>
                           <w:sz w:val="24"/>
                         </w:rPr>
-                        <w:t xml:space="preserve"> in private property located at </w:t>
+                        <w:t xml:space="preserve"> in private property located at</w:t>
+                      </w:r>
+                      <w:proofErr w:type="gramStart"/>
+                      <w:r>
+                        <w:rPr>
+                          <w:rFonts w:ascii="Arial" w:hAnsi="Arial" w:cs="Arial"/>
+                          <w:sz w:val="24"/>
+                        </w:rPr>
+                        <w:t xml:space="preserve"> </w:t>
                       </w:r>
                       <w:r>
                         <w:rPr>
@@ -1877,6 +2249,8 @@
                         </w:rPr>
                         <w:t xml:space="preserve">  {</w:t>
                       </w:r>
+                      <w:proofErr w:type="spellStart"/>
+                      <w:proofErr w:type="gramEnd"/>
                       <w:r>
                         <w:rPr>
                           <w:rFonts w:ascii="Arial" w:hAnsi="Arial" w:cs="Arial"/>
@@ -1886,6 +2260,7 @@
                         </w:rPr>
                         <w:t>buildingLocation</w:t>
                       </w:r>
+                      <w:proofErr w:type="spellEnd"/>
                       <w:r>
                         <w:rPr>
                           <w:rFonts w:ascii="Arial" w:hAnsi="Arial" w:cs="Arial"/>
@@ -2104,7 +2479,7 @@
                     <pic:cNvPicPr/>
                   </pic:nvPicPr>
                   <pic:blipFill>
-                    <a:blip r:embed="rId4" cstate="print">
+                    <a:blip r:embed="rId5" cstate="print">
                       <a:extLst>
                         <a:ext uri="{28A0092B-C50C-407E-A947-70E740481C1C}">
                           <a14:useLocalDpi xmlns:a14="http://schemas.microsoft.com/office/drawing/2010/main" val="0"/>
